--- a/docs/素材库优化方案实施文档.docx
+++ b/docs/素材库优化方案实施文档.docx
@@ -107,18 +107,8 @@
             <w:vAlign w:val="center"/>
           </w:tcPr>
           <w:p>
-            <w:pPr>
-              <w:spacing w:after="0"/>
-            </w:pPr>
-            <w:r/>
-            <w:r>
-              <w:rPr>
-                <w:rFonts w:ascii="Calibri" w:hAnsi="Calibri" w:eastAsia="Microsoft YaHei"/>
-                <w:b w:val="0"/>
-                <w:color w:val="0B2545"/>
-                <w:sz w:val="19"/>
-              </w:rPr>
-              <w:t>v1.0</w:t>
+            <w:r>
+              <w:t>v1.1</w:t>
             </w:r>
           </w:p>
         </w:tc>
@@ -162,18 +152,8 @@
             <w:vAlign w:val="center"/>
           </w:tcPr>
           <w:p>
-            <w:pPr>
-              <w:spacing w:after="0"/>
-            </w:pPr>
-            <w:r/>
-            <w:r>
-              <w:rPr>
-                <w:rFonts w:ascii="Calibri" w:hAnsi="Calibri" w:eastAsia="Microsoft YaHei"/>
-                <w:b w:val="0"/>
-                <w:color w:val="0B2545"/>
-                <w:sz w:val="19"/>
-              </w:rPr>
-              <w:t>已确认</w:t>
+            <w:r>
+              <w:t>已实施</w:t>
             </w:r>
           </w:p>
         </w:tc>
@@ -274,18 +254,8 @@
             <w:vAlign w:val="center"/>
           </w:tcPr>
           <w:p>
-            <w:pPr>
-              <w:spacing w:after="0"/>
-            </w:pPr>
-            <w:r/>
-            <w:r>
-              <w:rPr>
-                <w:rFonts w:ascii="Calibri" w:hAnsi="Calibri" w:eastAsia="Microsoft YaHei"/>
-                <w:b w:val="0"/>
-                <w:color w:val="0B2545"/>
-                <w:sz w:val="19"/>
-              </w:rPr>
-              <w:t>D:\SB\xlngaiforwindows</w:t>
+            <w:r>
+              <w:t>E:\xlngai\xlngaiforwindows</w:t>
             </w:r>
           </w:p>
         </w:tc>
@@ -911,7 +881,7 @@
         <w:rPr>
           <w:rFonts w:ascii="Calibri" w:hAnsi="Calibri" w:eastAsia="Microsoft YaHei"/>
         </w:rPr>
-        <w:t>数据库驱动筛选：搜索、标签 AND、素材组解析和回收站状态均由 Worker 查询，避免桌面端全量过滤。</w:t>
+        <w:t>数据库驱动筛选：别名、文件名和标签名搜索、素材组标签 AND 解析及回收站状态均由 Worker 查询，避免桌面端全量过滤。</w:t>
       </w:r>
     </w:p>
     <w:p>
@@ -4222,10 +4192,31 @@
     </w:p>
     <w:p>
       <w:r>
-        <w:rPr>
-          <w:rFonts w:ascii="Calibri" w:hAnsi="Calibri" w:eastAsia="Microsoft YaHei"/>
-        </w:rPr>
-        <w:t>App 负责素材库工作区路由与 selectedAssetId 深链；ProductionPanel 只保留当前生成结果预览和“查看素材库”入口，不继续维护完整素材列表。列表查询状态放在 AssetLibraryView，避免 ProductionPanel 继续扩大。</w:t>
+        <w:t>App 负责素材库工作区路由与 selectedAssetId 深链；用户点击一级菜单“素材库”后直接进入唯一的素材库页面，默认展示全部未删除素材。素材库内部不创建第二层侧边栏。ProductionPanel 只保留当前生成结果预览和“查看素材库”入口。</w:t>
+      </w:r>
+    </w:p>
+    <w:p>
+      <w:pPr>
+        <w:pStyle w:val="ListBullet"/>
+      </w:pPr>
+      <w:r>
+        <w:t>“全部素材”“图片”“视频”实现为同一工具栏中的分段类型筛选，共用 AssetGrid 和详情面板；用户切换后只刷新同一素材网格，并可继续叠加关键字、素材组、时间和排序条件。</w:t>
+      </w:r>
+    </w:p>
+    <w:p>
+      <w:pPr>
+        <w:pStyle w:val="ListBullet"/>
+      </w:pPr>
+      <w:r>
+        <w:t>顶部不提供单独标签筛选菜单。搜索框同时匹配素材别名、物理文件名和标签名称；标签列表仍用于详情编辑、批量打标签和素材组条件，标签 CRUD 通过详情区域的独立管理入口完成。“素材组”保留为筛选菜单，选择后使用其标签 AND 条件刷新同一网格，并支持拖拽动态快照。</w:t>
+      </w:r>
+    </w:p>
+    <w:p>
+      <w:pPr>
+        <w:pStyle w:val="ListBullet"/>
+      </w:pPr>
+      <w:r>
+        <w:t>“回收站”通过工具栏入口切换 deleted 状态，复用单页面结构和类型/时间筛选，不建立独立的素材库内部导航。</w:t>
       </w:r>
     </w:p>
     <w:p>
@@ -4246,10 +4237,7 @@
         <w:keepLines/>
       </w:pPr>
       <w:r>
-        <w:rPr>
-          <w:rFonts w:ascii="Calibri" w:hAnsi="Calibri" w:eastAsia="Microsoft YaHei"/>
-        </w:rPr>
-        <w:t>图片使用缩略图缓存；视频首期显示封面并在详情中播放，后续再增加悬停预览。</w:t>
+        <w:t>图片使用缩略图缓存并以 object-fit: contain 完整显示；视频通过经过 Worker 项目边界校验的本地媒体源，在卡片和详情中使用原生播放器页内预览，不将大视频编码进 IPC JSON。Tauri 使用本地资源协议，浏览器开发模式使用带会话令牌和 Range 支持的同源媒体流代理。</w:t>
       </w:r>
     </w:p>
     <w:p>
@@ -4499,7 +4487,7 @@
                 <w:color w:val="252A31"/>
                 <w:sz w:val="18"/>
               </w:rPr>
-              <w:t>别名搜索</w:t>
+              <w:t>关键字搜索</w:t>
             </w:r>
           </w:p>
         </w:tc>
@@ -4525,7 +4513,7 @@
                 <w:color w:val="252A31"/>
                 <w:sz w:val="18"/>
               </w:rPr>
-              <w:t>alias LIKE，输入 250ms 防抖</w:t>
+              <w:t>alias、relative_path 与关联标签 name 使用 LIKE；输入 250ms 防抖</w:t>
             </w:r>
           </w:p>
         </w:tc>
@@ -4578,7 +4566,7 @@
                 <w:color w:val="252A31"/>
                 <w:sz w:val="18"/>
               </w:rPr>
-              <w:t>标签筛选</w:t>
+              <w:t>素材组筛选</w:t>
             </w:r>
           </w:p>
         </w:tc>
@@ -4603,7 +4591,7 @@
                 <w:color w:val="252A31"/>
                 <w:sz w:val="18"/>
               </w:rPr>
-              <w:t>关联表索引 + GROUP BY/HAVING</w:t>
+              <w:t>关联表索引 + GROUP BY/HAVING 执行标签 AND 条件</w:t>
             </w:r>
           </w:p>
         </w:tc>
@@ -5441,6 +5429,71 @@
       <w:pPr>
         <w:spacing w:after="0"/>
       </w:pPr>
+    </w:p>
+    <w:p>
+      <w:pPr>
+        <w:pStyle w:val="Heading2"/>
+      </w:pPr>
+      <w:r>
+        <w:t>10.1 阶段验收记录（2026-08-12）</w:t>
+      </w:r>
+    </w:p>
+    <w:p>
+      <w:pPr>
+        <w:pStyle w:val="ListBullet"/>
+      </w:pPr>
+      <w:r>
+        <w:t>☒ P0 基线与合同：冻结合同并保留现有 asset.* 兼容面；现有生成、预览、打开、删除及项目完整性测试通过。</w:t>
+      </w:r>
+    </w:p>
+    <w:p>
+      <w:pPr>
+        <w:pStyle w:val="ListBullet"/>
+      </w:pPr>
+      <w:r>
+        <w:t>☒ P1 别名、查询与回收站：完成 Schema v8、游标查询、软删除、恢复、引用确认和彻底删除；迁移、分页、路径边界及补偿测试通过。</w:t>
+      </w:r>
+    </w:p>
+    <w:p>
+      <w:pPr>
+        <w:pStyle w:val="ListBullet"/>
+      </w:pPr>
+      <w:r>
+        <w:t>☒ P2 标签与素材组：完成 Schema v9-v10、标签 CRUD、批量分配、标签 AND 查询和动态素材组；唯一性、隔离、关联及级联约束测试通过。</w:t>
+      </w:r>
+    </w:p>
+    <w:p>
+      <w:pPr>
+        <w:pStyle w:val="ListBullet"/>
+      </w:pPr>
+      <w:r>
+        <w:t>☒ P3 独立素材库 UI：完成单页面网格、类型与素材组筛选、多选、详情、标签管理和回收站；顶部无标签筛选，搜索支持别名、文件名和标签名；桌面相关测试与 390×844、1280×800、1440×900 视觉验收通过，无横向溢出。</w:t>
+      </w:r>
+    </w:p>
+    <w:p>
+      <w:pPr>
+        <w:pStyle w:val="ListBullet"/>
+      </w:pPr>
+      <w:r>
+        <w:t>☒ P4 拖拽与生产目标：完成版本化 MIME、单个/多选/素材组拖拽、目标校验、asset:// 草稿引用和排序；跨项目、类型、数量、删除状态及提交前解析测试通过。</w:t>
+      </w:r>
+    </w:p>
+    <w:p>
+      <w:pPr>
+        <w:pStyle w:val="ListBullet"/>
+      </w:pPr>
+      <w:r>
+        <w:t>☒ P5 日志联动、性能与发布硬化：完成来源任务联动、哈希缩略图缓存，并保持完整性检查与备份恢复；TypeScript/JavaScript 222 项、Rust 38 项及全部质量门禁通过。</w:t>
+      </w:r>
+    </w:p>
+    <w:p>
+      <w:pPr/>
+      <w:r>
+        <w:t>实施边界：缩略图写入 cache/thumbnails/{contentHash}.{ext}，属于可重建缓存；当前仓库没有图片编解码依赖，因此首版保留源尺寸与编码。素材“查看来源”定位到现有制作任务上下文，并在可用时选中关联镜头；当前产品没有独立任务日志路由。</w:t>
+      </w:r>
+    </w:p>
+    <w:p>
+      <w:pPr/>
     </w:p>
     <w:p>
       <w:pPr>
@@ -5503,7 +5556,7 @@
         <w:rPr>
           <w:rFonts w:ascii="Calibri" w:hAnsi="Calibri" w:eastAsia="Microsoft YaHei"/>
         </w:rPr>
-        <w:t>多标签 AND 查询、0 命中、重复标签、稳定排序和分页边界。</w:t>
+        <w:t>标签名搜索及项目隔离、多标签 AND 查询、0 命中、重复标签、稳定排序和分页边界。</w:t>
       </w:r>
     </w:p>
     <w:p>
@@ -5559,7 +5612,7 @@
         <w:rPr>
           <w:rFonts w:ascii="Calibri" w:hAnsi="Calibri" w:eastAsia="Microsoft YaHei"/>
         </w:rPr>
-        <w:t>搜索防抖、筛选组合、清空筛选和空状态。</w:t>
+        <w:t>搜索防抖、标签名搜索、顶部无标签筛选控件、筛选组合、清空筛选和空状态。</w:t>
       </w:r>
     </w:p>
     <w:p>

--- a/docs/素材库优化方案实施文档.docx
+++ b/docs/素材库优化方案实施文档.docx
@@ -4200,7 +4200,7 @@
         <w:pStyle w:val="ListBullet"/>
       </w:pPr>
       <w:r>
-        <w:t>“全部素材”“图片”“视频”实现为同一工具栏中的分段类型筛选，共用 AssetGrid 和详情面板；用户切换后只刷新同一素材网格，并可继续叠加关键字、素材组、时间和排序条件。</w:t>
+        <w:t>“全部素材”“图片”“视频”实现为同一工具栏中的单选类型下拉菜单，共用 AssetGrid 和详情面板；用户切换后只刷新同一素材网格，并可继续叠加关键字、素材组、时间和排序条件。</w:t>
       </w:r>
     </w:p>
     <w:p>
